--- a/doc_templates/ΤΕΠΙΧ-ΙΙΙ_Ερωτηματολόγιο-Υποψηφίου.docx
+++ b/doc_templates/ΤΕΠΙΧ-ΙΙΙ_Ερωτηματολόγιο-Υποψηφίου.docx
@@ -3627,7 +3627,7 @@
               </w:rPr>
             </w:pPr>
             <w:r>
-              <w:t>{{ afm }}</w:t>
+              <w:t>{{ epicheirisi_afm }}</w:t>
             </w:r>
           </w:p>
         </w:tc>
@@ -12242,7 +12242,7 @@
               </w:rPr>
             </w:pPr>
             <w:r>
-              <w:t>{{ onoma }}, {{ eponymo }}, {{ hmerominia_gennisis }}, {{ ypikootita }}, {{ xora_diamonis }}, {{ afm }}, {{ ektasi_dikaiomatos }}%{% if onoma_2 %}; {{ onoma_2 }}, {{ eponymo_2 }}, {{ afm_2 }}, {{ adt_2 }}, {{ ektasi_dikaiomatos_2 }}%{% endif %}{% if onoma_3 %}; {{ onoma_3 }}, {{ eponymo_3 }}, {{ afm_3 }}, {{ adt_3 }}, {{ ektasi_dikaiomatos_3 }}%{% endif %}{% if onoma_4 %}; {{ onoma_4 }}, {{ eponymo_4 }}, {{ afm_4 }}, {{ adt_4 }}, {{ ektasi_dikaiomatos_4 }}%{% endif %}{% if onoma_5 %}; {{ onoma_5 }}, {{ eponymo_5 }}, {{ afm_5 }}, {{ adt_5 }}, {{ ektasi_dikaiomatos_5 }}%{% endif %}{% if onoma_6 %}; {{ onoma_6 }}, {{ eponymo_6 }}, {{ afm_6 }}, {{ adt_6 }}, {{ ektasi_dikaiomatos_6 }}%{% endif %}</w:t>
+              <w:t>{% set parts = [] %}{% if onoma_1 or eponymo_1 %}{% set _ = parts.append([onoma_1, eponymo_1, hmerominia_gennisis_1, ypikootita_1, xora_diamonis_1, afm_1, adt_1, (ektasi_dikaiomatos_1 ~ '%') if ektasi_dikaiomatos_1 else ''] | select | join(', ')) %}{% endif %}{% if onoma_2 or eponymo_2 %}{% set _ = parts.append([onoma_2, eponymo_2, hmerominia_gennisis_2, ypikootita_2, xora_diamonis_2, afm_2, adt_2, (ektasi_dikaiomatos_2 ~ '%') if ektasi_dikaiomatos_2 else ''] | select | join(', ')) %}{% endif %}{% if onoma_3 or eponymo_3 %}{% set _ = parts.append([onoma_3, eponymo_3, hmerominia_gennisis_3, ypikootita_3, xora_diamonis_3, afm_3, adt_3, (ektasi_dikaiomatos_3 ~ '%') if ektasi_dikaiomatos_3 else ''] | select | join(', ')) %}{% endif %}{% if onoma_4 or eponymo_4 %}{% set _ = parts.append([onoma_4, eponymo_4, hmerominia_gennisis_4, ypikootita_4, xora_diamonis_4, afm_4, adt_4, (ektasi_dikaiomatos_4 ~ '%') if ektasi_dikaiomatos_4 else ''] | select | join(', ')) %}{% endif %}{% if onoma_5 or eponymo_5 %}{% set _ = parts.append([onoma_5, eponymo_5, hmerominia_gennisis_5, ypikootita_5, xora_diamonis_5, afm_5, adt_5, (ektasi_dikaiomatos_5 ~ '%') if ektasi_dikaiomatos_5 else ''] | select | join(', ')) %}{% endif %}{% if onoma_6 or eponymo_6 %}{% set _ = parts.append([onoma_6, eponymo_6, hmerominia_gennisis_6, ypikootita_6, xora_diamonis_6, afm_6, adt_6, (ektasi_dikaiomatos_6 ~ '%') if ektasi_dikaiomatos_6 else ''] | select | join(', ')) %}{% endif %}{{ parts | join('; ') }}</w:t>
             </w:r>
           </w:p>
         </w:tc>
@@ -12414,7 +12414,7 @@
               </w:rPr>
             </w:pPr>
             <w:r>
-              <w:t>{{ ektasi_dikaiomatos }}%</w:t>
+              <w:t>{{ [(ektasi_dikaiomatos_1 ~ '%') if ektasi_dikaiomatos_1 else '', (ektasi_dikaiomatos_2 ~ '%') if ektasi_dikaiomatos_2 else '', (ektasi_dikaiomatos_3 ~ '%') if ektasi_dikaiomatos_3 else '', (ektasi_dikaiomatos_4 ~ '%') if ektasi_dikaiomatos_4 else '', (ektasi_dikaiomatos_5 ~ '%') if ektasi_dikaiomatos_5 else '', (ektasi_dikaiomatos_6 ~ '%') if ektasi_dikaiomatos_6 else ''] | select | join(', ') }}</w:t>
             </w:r>
           </w:p>
         </w:tc>
@@ -12890,7 +12890,7 @@
               </w:rPr>
             </w:pPr>
             <w:r>
-              <w:t>{{ onoma }}, {{ eponymo }}, {{ hmerominia_gennisis }}, {{ ypikootita }}, {{ xora_diamonis }}, {{ afm }}, {{ ektasi_dikaiomatos }}%{% if onoma_2 %}; {{ onoma_2 }}, {{ eponymo_2 }}, {{ afm_2 }}, {{ adt_2 }}, {{ ektasi_dikaiomatos_2 }}%{% endif %}{% if onoma_3 %}; {{ onoma_3 }}, {{ eponymo_3 }}, {{ afm_3 }}, {{ adt_3 }}, {{ ektasi_dikaiomatos_3 }}%{% endif %}{% if onoma_4 %}; {{ onoma_4 }}, {{ eponymo_4 }}, {{ afm_4 }}, {{ adt_4 }}, {{ ektasi_dikaiomatos_4 }}%{% endif %}{% if onoma_5 %}; {{ onoma_5 }}, {{ eponymo_5 }}, {{ afm_5 }}, {{ adt_5 }}, {{ ektasi_dikaiomatos_5 }}%{% endif %}{% if onoma_6 %}; {{ onoma_6 }}, {{ eponymo_6 }}, {{ afm_6 }}, {{ adt_6 }}, {{ ektasi_dikaiomatos_6 }}%{% endif %}</w:t>
+              <w:t>{% set parts = [] %}{% if onoma_1 or eponymo_1 %}{% set _ = parts.append([onoma_1, eponymo_1, hmerominia_gennisis_1, ypikootita_1, xora_diamonis_1, afm_1, adt_1, (ektasi_dikaiomatos_1 ~ '%') if ektasi_dikaiomatos_1 else ''] | select | join(', ')) %}{% endif %}{% if onoma_2 or eponymo_2 %}{% set _ = parts.append([onoma_2, eponymo_2, hmerominia_gennisis_2, ypikootita_2, xora_diamonis_2, afm_2, adt_2, (ektasi_dikaiomatos_2 ~ '%') if ektasi_dikaiomatos_2 else ''] | select | join(', ')) %}{% endif %}{% if onoma_3 or eponymo_3 %}{% set _ = parts.append([onoma_3, eponymo_3, hmerominia_gennisis_3, ypikootita_3, xora_diamonis_3, afm_3, adt_3, (ektasi_dikaiomatos_3 ~ '%') if ektasi_dikaiomatos_3 else ''] | select | join(', ')) %}{% endif %}{% if onoma_4 or eponymo_4 %}{% set _ = parts.append([onoma_4, eponymo_4, hmerominia_gennisis_4, ypikootita_4, xora_diamonis_4, afm_4, adt_4, (ektasi_dikaiomatos_4 ~ '%') if ektasi_dikaiomatos_4 else ''] | select | join(', ')) %}{% endif %}{% if onoma_5 or eponymo_5 %}{% set _ = parts.append([onoma_5, eponymo_5, hmerominia_gennisis_5, ypikootita_5, xora_diamonis_5, afm_5, adt_5, (ektasi_dikaiomatos_5 ~ '%') if ektasi_dikaiomatos_5 else ''] | select | join(', ')) %}{% endif %}{% if onoma_6 or eponymo_6 %}{% set _ = parts.append([onoma_6, eponymo_6, hmerominia_gennisis_6, ypikootita_6, xora_diamonis_6, afm_6, adt_6, (ektasi_dikaiomatos_6 ~ '%') if ektasi_dikaiomatos_6 else ''] | select | join(', ')) %}{% endif %}{{ parts | join('; ') }}</w:t>
             </w:r>
           </w:p>
         </w:tc>
